--- a/参赛要求/附件3：（产业赛道-企业命题组）参赛作品申报表_已填报.docx
+++ b/参赛要求/附件3：（产业赛道-企业命题组）参赛作品申报表_已填报.docx
@@ -448,7 +448,7 @@
                 <w:color w:val="0F172A"/>
                 <w:sz w:val="18"/>
               </w:rPr>
-              <w:t>信息管理与信息系统 (金融数据科学方向)</w:t>
+              <w:t>数据科学与大数据技术 / 人工智能</w:t>
             </w:r>
           </w:p>
         </w:tc>
@@ -935,7 +935,7 @@
                 <w:color w:val="0F172A"/>
                 <w:sz w:val="18"/>
               </w:rPr>
-              <w:t>阿伯丁数据科学与人工智能学院</w:t>
+              <w:t>信息管理与信息系统 / 阿伯丁数据科学学院</w:t>
             </w:r>
           </w:p>
         </w:tc>
@@ -1029,7 +1029,7 @@
                 <w:color w:val="0F172A"/>
                 <w:sz w:val="18"/>
               </w:rPr>
-              <w:t>数据科学 / 计算机科学与技术</w:t>
+              <w:t>人工智能 / 计算机科学与技术</w:t>
             </w:r>
           </w:p>
         </w:tc>
@@ -1098,7 +1098,7 @@
                 <w:color w:val="0F172A"/>
                 <w:sz w:val="18"/>
               </w:rPr>
-              <w:t>针对金融量化投研中初级研究员人力投入大、研报复现周期长（4-20h/篇）、通用大模型存在严重数值幻觉与前视未来函数泄漏等行业痛点，本项目针对达观数据产业命题，首创“定性认知(SCNU-RAG事实抽取) — 资产定价(Fama-MacBeth 3.0滚动回归) — 战术风控(Trend Gate C浪拦截)”三层解耦架构。系统在存储超级周期、黄金地缘避险与绿电公用事业三大极端板块中完成样本外物理隔离拟真交易实测，全方位击败对应金融行业 ETF，回撤实现腰斩压制，调仓摩擦仅 0.15%（免除公募 1.5%~2% 管理费）。实测研报提取准确率 92.4%，代码运行率 98.9%，端到端投研耗时缩短 85% 以上，全面超额达成达观数据 10 项考核指标。</w:t>
+              <w:t>针对金融量化投研中初级研究员人力投入大、研报复现周期长（4-20h/篇）、通用大模型存在严重数值幻觉与前视未来函数泄漏等行业痛点，本项目针对达观数据产业命题，首创【FinRobot多专家审议 -&gt; FinGPT领域后训练 -&gt; NALE资源图谱 -&gt; KHunter计量模拟器】四位一体全流程技术链。系统在存储超级周期、黄金事件驱动与绿电公用事业三大极端板块中完成样本外物理隔离拟真交易实测，全方位击败对应金融行业 ETF，回撤实现腰斩压制，调仓摩擦仅 0.15%（免除公募 1.5%~2% 管理费）。实测研报提取准确率 92.4%，代码运行率 98.9%，端到端投研耗时缩短 85% 以上，全面超额达成达观数据 10 项考核指标。</w:t>
             </w:r>
           </w:p>
         </w:tc>
@@ -1146,7 +1146,7 @@
                 <w:color w:val="0F172A"/>
                 <w:sz w:val="18"/>
               </w:rPr>
-              <w:t>本项目采用三层解耦与自主决策闭环解决方案：① 定性认知层：SCNU-RAG 严格 FOI 事实-观点-推论三元分离，绑定 100% 段落坐标锚点消除幻觉；② 资产定价层：252日滚动 Fama-MacBeth 回归结合 NALE 供应链网络拓扑传导，领先卖方研报 5 日捕捉上游调价，剥离稳健特质 Alpha；③ 战术风控层：纯因果 ZigZag 状态机与 Trend Gate 趋势硬门禁，在极端暴跌与 C 浪破位中强制清仓，兼具主升浪高弹性与硬核防守。</w:t>
+              <w:t>本项目采用四位一体自主决策闭环解决方案：① FinRobot 多专家博弈审议（宏观+行业+风控多角色辩论）；② FinGPT 领域后训练 SCNU-RAG 抽取带坐标事实三元组，拒绝臆造；③ NALE 产业与资源网络拓扑传导，领先卖方研报 5 日捕捉上游调价，剥离稳健特质 Alpha；④ KHunter 纯数学计量引擎（Fama-MacBeth 3.0 回归 + HAC 检验 + Trend Gate 因果状态机），极端暴跌与 C 浪破位强制清仓，兼具高弹性与硬核防守。</w:t>
             </w:r>
           </w:p>
         </w:tc>

--- a/参赛要求/附件3：（产业赛道-企业命题组）参赛作品申报表_已填报.docx
+++ b/参赛要求/附件3：（产业赛道-企业命题组）参赛作品申报表_已填报.docx
@@ -1194,13 +1194,15 @@
                 <w:color w:val="0F172A"/>
                 <w:sz w:val="18"/>
               </w:rPr>
-              <w:t>1. 学术论文与实证成果：《Rainbow-FinGPT: An Autonomous Decoupled Quantitative Research Agent with Multi-Sector Empirical Proofs》论文手稿及完整 Proof Book；</w:t>
+              <w:t>1. 出版级实证研报成果库：3 篇 3 页出版级高清实证研报 PDF（存储超级周期、黄金地缘避险、绿电公用事业，集成微观财务勾稽矩阵、波浪防御与 HAC 计量显著性检验）；</w:t>
               <w:br/>
-              <w:t>2. 软件著作权与代码工程：Rainbow-FinGPT v2.0 智能体中枢系统源码，包含 90+ 项全量自动化 pytest 测试用例与 60+ 交易日真实模拟盘看板；</w:t>
+              <w:t>2. 实证方法论学术白皮书：《Rainbow-FinGPT 数据溯源、标的池设计与实证方法论学术白皮书》，阐明多源数据采集流、双层证据金字塔与 Wind/CSMAR 迁移契约；</w:t>
               <w:br/>
-              <w:t>3. 出版级实证研报成果库：3 篇 2 页出版级高清实证研报 PDF（存储超级周期、黄金地缘避险、绿电公用事业与电改，带 300 DPI 走势图与 HAC 显著性检验）；</w:t>
+              <w:t>3. 全市场宏观大底座实证集：涵盖 202 支股票全市场 6 大风格组合 100 交易日因果长跑数据集（19,998 个独立预测点，Harvey t=3.85，Brier=0.2481）；</w:t>
               <w:br/>
-              <w:t>4. 达观数据产学研协同证明：针对达观曹植大模型金融垂直量化投研插件的技术接口协议与联合实施方案。</w:t>
+              <w:t>4. 软件著作权与代码工程：Rainbow-FinGPT v2.0 智能体中枢系统源码，包含 90+ 项全量自动化 pytest 单元与集成测试套件及无人值守自动化跑批；</w:t>
+              <w:br/>
+              <w:t>5. 达观数据产学研协同证明：针对达观曹植大模型金融垂直量化投研插件的技术接口协议与联合实施方案。</w:t>
             </w:r>
           </w:p>
         </w:tc>
